--- a/docs/A_War_Without_Victory_Rulebook_v0_2_5.docx
+++ b/docs/A_War_Without_Victory_Rulebook_v0_2_5.docx
@@ -325,6 +325,48 @@
       </w:pPr>
       <w:r>
         <w:t>Static fronts become harder to break over time but increase exhaustion for both sides.</w:t>
+      </w:r>
+    </w:p>
+    <w:p>
+      <w:pPr/>
+      <w:r>
+        <w:t>Phase 3A allows pressure to propagate across settlement contacts using deterministic eligibility weights derived only from Phase 2 contact metrics. Each turn, eligible pressure diffuses conservatively across those contacts, smoothing local imbalances and delaying propagation across weak links without creating or destroying pressure. Diffusion is a structural substrate only: it does not itself cause exhaustion, collapse, territorial change, or negotiation effects. The formal frozen specification is defined in the Systems &amp; Mechanics Manual under "Phase 3A — Pressure Eligibility and Diffusion (Design Freeze)".</w:t>
+      </w:r>
+    </w:p>
+    <w:p>
+      <w:pPr>
+        <w:pStyle w:val="Heading3"/>
+      </w:pPr>
+      <w:r>
+        <w:t>Phase 3A — Pressure eligibility and diffusion</w:t>
+      </w:r>
+    </w:p>
+    <w:p>
+      <w:pPr/>
+      <w:r>
+        <w:t>Sustained pressure does not resolve the war directly. When pressure persists under static, constrained, or degraded conditions, it gradually converts into irreversible exhaustion. This coupling enforces the negative-sum nature of the conflict by narrowing future options rather than producing immediate collapse or territorial change. Exhaustion, not pressure itself, drives breakdown, negotiation, and war termination. The formal frozen specification for this mechanism is defined in the Systems &amp; Mechanics Manual under "Phase 3B — Pressure → Exhaustion Coupling (Design Freeze)".</w:t>
+      </w:r>
+    </w:p>
+    <w:p>
+      <w:pPr>
+        <w:pStyle w:val="Heading3"/>
+      </w:pPr>
+      <w:r>
+        <w:t>Phase 3B — Pressure and exhaustion</w:t>
+      </w:r>
+    </w:p>
+    <w:p>
+      <w:pPr/>
+      <w:r>
+        <w:t>Exhaustion does not automatically cause collapse. When accumulated exhaustion persists and coincides with institutional or spatial degradation, it may unlock eligibility for collapse in specific domains such as authority, command cohesion, or spatial integrity. Eligibility does not imply immediate failure. Collapse remains delayed, contingent, and multi-causal. The formal frozen specification for collapse gating is defined in the Systems &amp; Mechanics Manual under "Phase 3C — Exhaustion → Collapse Gating (Design Freeze)".</w:t>
+      </w:r>
+    </w:p>
+    <w:p>
+      <w:pPr>
+        <w:pStyle w:val="Heading3"/>
+      </w:pPr>
+      <w:r>
+        <w:t>Phase 3C — Exhaustion and collapse eligibility</w:t>
       </w:r>
     </w:p>
     <w:p>
